--- a/70-kadry/Договор — дизайнер, самозанятая.docx
+++ b/70-kadry/Договор — дизайнер, самозанятая.docx
@@ -105,7 +105,7 @@
         <w:spacing w:after="120"/>
       </w:pPr>
       <w:r>
-        <w:t xml:space="preserve">2.2. Начало оказания услуг — «___» __________ 2026 года. Договор действует бессрочно до его прекращения по разделу 9.</w:t>
+        <w:t xml:space="preserve">2.2. Исполнитель оказывает услуги с 12 октября 2026 года. В соответствии с п. 2 ст. 425 ГК РФ условия настоящего договора применяются к отношениям Сторон, возникшим с 12 октября 2026 года. Договор действует бессрочно до его прекращения по разделу 9.</w:t>
       </w:r>
     </w:p>
     <w:p>
@@ -352,7 +352,7 @@
                 <w:b w:val="false"/>
                 <w:bCs w:val="false"/>
               </w:rPr>
-              <w:t xml:space="preserve">Графический дизайн (п. 3.1)</w:t>
+              <w:t xml:space="preserve">Услуги графического дизайна и видеомонтажа (раздел 3)</w:t>
             </w:r>
           </w:p>
         </w:tc>
@@ -381,67 +381,7 @@
                 <w:b w:val="false"/>
                 <w:bCs w:val="false"/>
               </w:rPr>
-              <w:t xml:space="preserve">60 000 ₽</w:t>
-            </w:r>
-          </w:p>
-        </w:tc>
-      </w:tr>
-      <w:tr>
-        <w:tc>
-          <w:tcPr>
-            <w:tcW w:type="dxa" w:w="6026"/>
-            <w:tcBorders>
-              <w:top w:val="single" w:color="999999" w:sz="4"/>
-              <w:left w:val="single" w:color="999999" w:sz="4"/>
-              <w:bottom w:val="single" w:color="999999" w:sz="4"/>
-              <w:right w:val="single" w:color="999999" w:sz="4"/>
-            </w:tcBorders>
-            <w:tcMar>
-              <w:top w:type="dxa" w:w="80"/>
-              <w:left w:type="dxa" w:w="120"/>
-              <w:bottom w:type="dxa" w:w="80"/>
-              <w:right w:type="dxa" w:w="120"/>
-            </w:tcMar>
-          </w:tcPr>
-          <w:p>
-            <w:pPr>
-              <w:jc w:val="left"/>
-            </w:pPr>
-            <w:r>
-              <w:rPr>
-                <w:b w:val="false"/>
-                <w:bCs w:val="false"/>
-              </w:rPr>
-              <w:t xml:space="preserve">Монтаж видео (п. 3.2)</w:t>
-            </w:r>
-          </w:p>
-        </w:tc>
-        <w:tc>
-          <w:tcPr>
-            <w:tcW w:type="dxa" w:w="3000"/>
-            <w:tcBorders>
-              <w:top w:val="single" w:color="999999" w:sz="4"/>
-              <w:left w:val="single" w:color="999999" w:sz="4"/>
-              <w:bottom w:val="single" w:color="999999" w:sz="4"/>
-              <w:right w:val="single" w:color="999999" w:sz="4"/>
-            </w:tcBorders>
-            <w:tcMar>
-              <w:top w:type="dxa" w:w="80"/>
-              <w:left w:type="dxa" w:w="120"/>
-              <w:bottom w:type="dxa" w:w="80"/>
-              <w:right w:type="dxa" w:w="120"/>
-            </w:tcMar>
-          </w:tcPr>
-          <w:p>
-            <w:pPr>
-              <w:jc w:val="right"/>
-            </w:pPr>
-            <w:r>
-              <w:rPr>
-                <w:b w:val="false"/>
-                <w:bCs w:val="false"/>
-              </w:rPr>
-              <w:t xml:space="preserve">30 000 ₽</w:t>
+              <w:t xml:space="preserve">90 000 ₽</w:t>
             </w:r>
           </w:p>
         </w:tc>
@@ -590,7 +530,7 @@
         <w:spacing w:after="120"/>
       </w:pPr>
       <w:r>
-        <w:t xml:space="preserve">4.3. Если в месяце услуги оказаны не с первого или не до последнего числа, вознаграждение рассчитывается пропорционально календарным дням оказания услуг.</w:t>
+        <w:t xml:space="preserve">4.3. Если в месяце услуги оказаны не с первого или не до последнего числа, вознаграждение рассчитывается пропорционально календарным дням оказания услуг. За октябрь 2026 года (с 12 по 31 октября, 20 из 31 дня) вознаграждение составляет 61 548 ₽ 39 коп.</w:t>
       </w:r>
     </w:p>
     <w:p>

--- a/70-kadry/Договор — дизайнер, самозанятая.docx
+++ b/70-kadry/Договор — дизайнер, самозанятая.docx
@@ -678,7 +678,7 @@
         <w:spacing w:after="120"/>
       </w:pPr>
       <w:r>
-        <w:t xml:space="preserve">8.2. Одновременно с настоящим договором Стороны подписывают отдельное Соглашение о неразглашении информации (NDA).</w:t>
+        <w:t xml:space="preserve">8.2. Порядок обращения с конфиденциальной информацией установлен Соглашением о неразглашении (Приложение № 1), которое является неотъемлемой частью настоящего договора.</w:t>
       </w:r>
     </w:p>
     <w:p>
@@ -816,6 +816,301 @@
       </w:pPr>
       <w:r>
         <w:t xml:space="preserve">Подпись: ______________________ / {{ФИО исполнителя}} /</w:t>
+      </w:r>
+    </w:p>
+    <w:p>
+      <w:r>
+        <w:br w:type="page"/>
+      </w:r>
+    </w:p>
+    <w:p>
+      <w:pPr>
+        <w:spacing w:after="240"/>
+        <w:jc w:val="right"/>
+      </w:pPr>
+      <w:r>
+        <w:rPr>
+          <w:i/>
+          <w:iCs/>
+        </w:rPr>
+        <w:t xml:space="preserve">Приложение № 1 к Договору оказания услуг № ____ от «___» __________ 2026 г.</w:t>
+      </w:r>
+    </w:p>
+    <w:p>
+      <w:pPr>
+        <w:spacing w:after="240"/>
+        <w:jc w:val="center"/>
+      </w:pPr>
+      <w:r>
+        <w:rPr>
+          <w:b/>
+          <w:bCs/>
+          <w:sz w:val="26"/>
+          <w:szCs w:val="26"/>
+        </w:rPr>
+        <w:t xml:space="preserve">СОГЛАШЕНИЕ О НЕРАЗГЛАШЕНИИ КОНФИДЕНЦИАЛЬНОЙ ИНФОРМАЦИИ</w:t>
+      </w:r>
+    </w:p>
+    <w:p>
+      <w:pPr>
+        <w:pStyle w:val="Heading1"/>
+        <w:spacing w:after="140" w:before="280"/>
+      </w:pPr>
+      <w:r>
+        <w:t xml:space="preserve">1. Конфиденциальная информация</w:t>
+      </w:r>
+    </w:p>
+    <w:p>
+      <w:pPr>
+        <w:spacing w:after="120"/>
+      </w:pPr>
+      <w:r>
+        <w:t xml:space="preserve">1.1. Конфиденциальной является любая информация, которую Исполнитель получил или создал в связи с договором, в том числе:</w:t>
+      </w:r>
+    </w:p>
+    <w:p>
+      <w:pPr>
+        <w:spacing w:after="120"/>
+        <w:ind w:left="360"/>
+      </w:pPr>
+      <w:r>
+        <w:t xml:space="preserve">— сведения о студентах, клиентах, преподавателях и сотрудниках Института, включая их персональные данные, изображения и записи;</w:t>
+      </w:r>
+    </w:p>
+    <w:p>
+      <w:pPr>
+        <w:spacing w:after="120"/>
+        <w:ind w:left="360"/>
+      </w:pPr>
+      <w:r>
+        <w:t xml:space="preserve">— финансовые показатели, цены, условия договоров, планы продаж, маркетинга и запусков;</w:t>
+      </w:r>
+    </w:p>
+    <w:p>
+      <w:pPr>
+        <w:spacing w:after="120"/>
+        <w:ind w:left="360"/>
+      </w:pPr>
+      <w:r>
+        <w:t xml:space="preserve">— данные рекламных кабинетов, аналитики, CRM и баз клиентов;</w:t>
+      </w:r>
+    </w:p>
+    <w:p>
+      <w:pPr>
+        <w:spacing w:after="120"/>
+        <w:ind w:left="360"/>
+      </w:pPr>
+      <w:r>
+        <w:t xml:space="preserve">— неопубликованные макеты, видеоматериалы, учебные и методические материалы Института;</w:t>
+      </w:r>
+    </w:p>
+    <w:p>
+      <w:pPr>
+        <w:spacing w:after="120"/>
+        <w:ind w:left="360"/>
+      </w:pPr>
+      <w:r>
+        <w:t xml:space="preserve">— логины, пароли и иные доступы к рабочим системам и аккаунтам Института.</w:t>
+      </w:r>
+    </w:p>
+    <w:p>
+      <w:pPr>
+        <w:spacing w:after="120"/>
+      </w:pPr>
+      <w:r>
+        <w:t xml:space="preserve">1.2. Не является конфиденциальной информация, которая:</w:t>
+      </w:r>
+    </w:p>
+    <w:p>
+      <w:pPr>
+        <w:spacing w:after="120"/>
+        <w:ind w:left="360"/>
+      </w:pPr>
+      <w:r>
+        <w:t xml:space="preserve">— стала общедоступной не по вине Исполнителя;</w:t>
+      </w:r>
+    </w:p>
+    <w:p>
+      <w:pPr>
+        <w:spacing w:after="120"/>
+        <w:ind w:left="360"/>
+      </w:pPr>
+      <w:r>
+        <w:t xml:space="preserve">— была известна Исполнителю до заключения договора, что подтверждается документально;</w:t>
+      </w:r>
+    </w:p>
+    <w:p>
+      <w:pPr>
+        <w:spacing w:after="120"/>
+        <w:ind w:left="360"/>
+      </w:pPr>
+      <w:r>
+        <w:t xml:space="preserve">— раскрыта по законному требованию государственного органа. В этом случае Исполнитель, если это не запрещено законом, заранее уведомляет Заказчика.</w:t>
+      </w:r>
+    </w:p>
+    <w:p>
+      <w:pPr>
+        <w:pStyle w:val="Heading1"/>
+        <w:spacing w:after="140" w:before="280"/>
+      </w:pPr>
+      <w:r>
+        <w:t xml:space="preserve">2. Обязанности Исполнителя</w:t>
+      </w:r>
+    </w:p>
+    <w:p>
+      <w:pPr>
+        <w:spacing w:after="120"/>
+      </w:pPr>
+      <w:r>
+        <w:t xml:space="preserve">2.1. Использовать конфиденциальную информацию только для оказания услуг по договору.</w:t>
+      </w:r>
+    </w:p>
+    <w:p>
+      <w:pPr>
+        <w:spacing w:after="120"/>
+      </w:pPr>
+      <w:r>
+        <w:t xml:space="preserve">2.2. Не раскрывать и не передавать конфиденциальную информацию третьим лицам без письменного согласия Заказчика, включая согласие по электронной почте.</w:t>
+      </w:r>
+    </w:p>
+    <w:p>
+      <w:pPr>
+        <w:spacing w:after="120"/>
+      </w:pPr>
+      <w:r>
+        <w:t xml:space="preserve">2.3. Не копировать конфиденциальную информацию на личные устройства и в личные облачные сервисы сверх необходимого для выполнения текущего задания.</w:t>
+      </w:r>
+    </w:p>
+    <w:p>
+      <w:pPr>
+        <w:spacing w:after="120"/>
+      </w:pPr>
+      <w:r>
+        <w:t xml:space="preserve">2.4. Не передавать никому свои доступы к системам Института; использовать двухфакторную аутентификацию там, где она доступна.</w:t>
+      </w:r>
+    </w:p>
+    <w:p>
+      <w:pPr>
+        <w:spacing w:after="120"/>
+      </w:pPr>
+      <w:r>
+        <w:t xml:space="preserve">2.5. Незамедлительно сообщать Заказчику об утрате доступа, утечке или подозрении на утечку конфиденциальной информации.</w:t>
+      </w:r>
+    </w:p>
+    <w:p>
+      <w:pPr>
+        <w:pStyle w:val="Heading1"/>
+        <w:spacing w:after="140" w:before="280"/>
+      </w:pPr>
+      <w:r>
+        <w:t xml:space="preserve">3. Учебные материалы и персональные данные</w:t>
+      </w:r>
+    </w:p>
+    <w:p>
+      <w:pPr>
+        <w:spacing w:after="120"/>
+      </w:pPr>
+      <w:r>
+        <w:t xml:space="preserve">3.1. Учебные видеоматериалы Института могут содержать демонстрационные терапевтические сессии и личные истории участников. Такие материалы Исполнитель не публикует, не показывает третьим лицам, не размещает в портфолио и удаляет со своих устройств после сдачи задания.</w:t>
+      </w:r>
+    </w:p>
+    <w:p>
+      <w:pPr>
+        <w:spacing w:after="120"/>
+      </w:pPr>
+      <w:r>
+        <w:t xml:space="preserve">3.2. Персональные данные, ставшие известными при оказании услуг, Исполнитель обрабатывает только в объёме, необходимом для выполнения задания, с соблюдением требований Федерального закона № 152-ФЗ «О персональных данных».</w:t>
+      </w:r>
+    </w:p>
+    <w:p>
+      <w:pPr>
+        <w:spacing w:after="120"/>
+      </w:pPr>
+      <w:r>
+        <w:t xml:space="preserve">3.3. Материалы с изображением студентов, клиентов и участников мероприятий Института не размещаются в портфолио Исполнителя без письменного согласия Заказчика.</w:t>
+      </w:r>
+    </w:p>
+    <w:p>
+      <w:pPr>
+        <w:pStyle w:val="Heading1"/>
+        <w:spacing w:after="140" w:before="280"/>
+      </w:pPr>
+      <w:r>
+        <w:t xml:space="preserve">4. Срок действия</w:t>
+      </w:r>
+    </w:p>
+    <w:p>
+      <w:pPr>
+        <w:spacing w:after="120"/>
+      </w:pPr>
+      <w:r>
+        <w:t xml:space="preserve">4.1. Обязательства по Соглашению действуют в течение срока действия договора и 3 (трёх) лет после его прекращения. Обязательства в отношении персональных данных и материалов, указанных в п. 3.1, действуют бессрочно.</w:t>
+      </w:r>
+    </w:p>
+    <w:p>
+      <w:pPr>
+        <w:spacing w:after="120"/>
+      </w:pPr>
+      <w:r>
+        <w:t xml:space="preserve">4.2. В течение 5 рабочих дней после прекращения договора Исполнитель возвращает Заказчику материалы, удаляет их копии со своих устройств и сервисов и подтверждает это по электронной почте.</w:t>
+      </w:r>
+    </w:p>
+    <w:p>
+      <w:pPr>
+        <w:pStyle w:val="Heading1"/>
+        <w:spacing w:after="140" w:before="280"/>
+      </w:pPr>
+      <w:r>
+        <w:t xml:space="preserve">5. Ответственность</w:t>
+      </w:r>
+    </w:p>
+    <w:p>
+      <w:pPr>
+        <w:spacing w:after="120"/>
+      </w:pPr>
+      <w:r>
+        <w:t xml:space="preserve">5.1. За нарушение Соглашения Исполнитель возмещает Заказчику причинённые убытки (ст. 15 ГК РФ).</w:t>
+      </w:r>
+    </w:p>
+    <w:p>
+      <w:pPr>
+        <w:spacing w:after="120"/>
+      </w:pPr>
+      <w:r>
+        <w:t xml:space="preserve">5.2. Нарушение Соглашения является существенным нарушением договора и основанием для отказа Заказчика от договора по п. 9.2.</w:t>
+      </w:r>
+    </w:p>
+    <w:p>
+      <w:pPr>
+        <w:pStyle w:val="Heading1"/>
+        <w:spacing w:after="140" w:before="280"/>
+      </w:pPr>
+      <w:r>
+        <w:t xml:space="preserve">6. Подписи сторон</w:t>
+      </w:r>
+    </w:p>
+    <w:p>
+      <w:pPr>
+        <w:spacing w:after="120"/>
+      </w:pPr>
+      <w:r>
+        <w:t xml:space="preserve">Заказчик: ______________________ / ИП {{ФИО ИП}} /</w:t>
+      </w:r>
+    </w:p>
+    <w:p>
+      <w:pPr>
+        <w:spacing w:after="120"/>
+      </w:pPr>
+      <w:r>
+        <w:t xml:space="preserve"/>
+      </w:r>
+    </w:p>
+    <w:p>
+      <w:pPr>
+        <w:spacing w:after="120"/>
+      </w:pPr>
+      <w:r>
+        <w:t xml:space="preserve">Исполнитель: ______________________ / {{ФИО исполнителя}} /</w:t>
       </w:r>
     </w:p>
     <w:sectPr>
